--- a/assets/resume/YSResume2026.docx
+++ b/assets/resume/YSResume2026.docx
@@ -8208,7 +8208,7 @@
         <w:spacing w:line="276" w:lineRule="auto"/>
         <w:rPr>
           <w:rFonts w:ascii="Georgia" w:hAnsi="Georgia"/>
-          <w:i/>
+          <w:iCs/>
           <w:spacing w:val="-6"/>
           <w:sz w:val="21"/>
           <w:szCs w:val="28"/>
@@ -8286,12 +8286,12 @@
       <w:r>
         <w:rPr>
           <w:rFonts w:ascii="Georgia" w:hAnsi="Georgia"/>
-          <w:i/>
-          <w:spacing w:val="-6"/>
-          <w:sz w:val="21"/>
-          <w:szCs w:val="28"/>
-        </w:rPr>
-        <w:t>Present</w:t>
+          <w:iCs/>
+          <w:spacing w:val="-6"/>
+          <w:sz w:val="21"/>
+          <w:szCs w:val="28"/>
+        </w:rPr>
+        <w:t>Nov 2025</w:t>
       </w:r>
     </w:p>
     <w:p>

--- a/assets/resume/YSResume2026.docx
+++ b/assets/resume/YSResume2026.docx
@@ -1559,27 +1559,7 @@
           <w:sz w:val="21"/>
           <w:szCs w:val="28"/>
         </w:rPr>
-        <w:t>Encoder-Decoder Diffusion Language Models for</w:t>
-      </w:r>
-      <w:r>
-        <w:rPr>
-          <w:rFonts w:ascii="Georgia" w:eastAsia="Batang" w:hAnsi="Georgia"/>
-          <w:iCs/>
-          <w:spacing w:val="-6"/>
-          <w:sz w:val="21"/>
-          <w:szCs w:val="28"/>
-        </w:rPr>
-        <w:t xml:space="preserve"> </w:t>
-      </w:r>
-      <w:r>
-        <w:rPr>
-          <w:rFonts w:ascii="Georgia" w:eastAsia="Batang" w:hAnsi="Georgia"/>
-          <w:iCs/>
-          <w:spacing w:val="-6"/>
-          <w:sz w:val="21"/>
-          <w:szCs w:val="28"/>
-        </w:rPr>
-        <w:t>Efficient Training and Inference</w:t>
+        <w:t>d2: Improved Techniques for Training Reasoning Diffusion Language Models</w:t>
       </w:r>
       <w:r>
         <w:rPr>
@@ -1600,7 +1580,7 @@
             <w:sz w:val="21"/>
             <w:szCs w:val="28"/>
           </w:rPr>
-          <w:t>NeurIPS 2025</w:t>
+          <w:t>ICML 2026</w:t>
         </w:r>
       </w:hyperlink>
     </w:p>
@@ -1613,28 +1593,47 @@
         <w:spacing w:line="276" w:lineRule="auto"/>
         <w:rPr>
           <w:rFonts w:ascii="Georgia" w:eastAsia="Batang" w:hAnsi="Georgia"/>
-          <w:i/>
-          <w:spacing w:val="-6"/>
-          <w:sz w:val="20"/>
-        </w:rPr>
-      </w:pPr>
-      <w:r>
-        <w:rPr>
-          <w:rFonts w:ascii="Georgia" w:eastAsia="Batang" w:hAnsi="Georgia"/>
-          <w:i/>
-          <w:spacing w:val="-6"/>
-          <w:sz w:val="20"/>
-        </w:rPr>
-        <w:t>Marianne Arriola</w:t>
-      </w:r>
-      <w:r>
-        <w:rPr>
-          <w:rFonts w:ascii="Georgia" w:eastAsia="Batang" w:hAnsi="Georgia"/>
-          <w:i/>
-          <w:spacing w:val="-6"/>
-          <w:sz w:val="20"/>
-        </w:rPr>
-        <w:t xml:space="preserve">*, </w:t>
+          <w:iCs/>
+          <w:spacing w:val="-6"/>
+          <w:sz w:val="21"/>
+          <w:szCs w:val="28"/>
+        </w:rPr>
+      </w:pPr>
+      <w:r>
+        <w:rPr>
+          <w:rFonts w:ascii="Georgia" w:eastAsia="Batang" w:hAnsi="Georgia"/>
+          <w:i/>
+          <w:spacing w:val="-6"/>
+          <w:sz w:val="20"/>
+        </w:rPr>
+        <w:t>Guanghan Wang</w:t>
+      </w:r>
+      <w:r>
+        <w:rPr>
+          <w:rFonts w:ascii="Georgia" w:eastAsia="Batang" w:hAnsi="Georgia"/>
+          <w:i/>
+          <w:spacing w:val="-6"/>
+          <w:sz w:val="20"/>
+        </w:rPr>
+        <w:t>,</w:t>
+      </w:r>
+      <w:r>
+        <w:rPr>
+          <w:rFonts w:ascii="Georgia" w:eastAsia="Batang" w:hAnsi="Georgia"/>
+          <w:i/>
+          <w:spacing w:val="-6"/>
+          <w:sz w:val="20"/>
+        </w:rPr>
+        <w:t xml:space="preserve"> Gilad Turok,</w:t>
+      </w:r>
+      <w:r>
+        <w:rPr>
+          <w:rFonts w:ascii="Georgia" w:eastAsia="Batang" w:hAnsi="Georgia"/>
+          <w:i/>
+          <w:spacing w:val="-6"/>
+          <w:sz w:val="20"/>
+        </w:rPr>
+        <w:t xml:space="preserve"> </w:t>
       </w:r>
       <w:r>
         <w:rPr>
@@ -1650,17 +1649,6 @@
       <w:r>
         <w:rPr>
           <w:rFonts w:ascii="Georgia" w:eastAsia="Batang" w:hAnsi="Georgia"/>
-          <w:b/>
-          <w:bCs/>
-          <w:i/>
-          <w:spacing w:val="-6"/>
-          <w:sz w:val="20"/>
-        </w:rPr>
-        <w:t>*</w:t>
-      </w:r>
-      <w:r>
-        <w:rPr>
-          <w:rFonts w:ascii="Georgia" w:eastAsia="Batang" w:hAnsi="Georgia"/>
           <w:i/>
           <w:spacing w:val="-6"/>
           <w:sz w:val="20"/>
@@ -1683,51 +1671,6 @@
           <w:spacing w:val="-6"/>
           <w:sz w:val="20"/>
         </w:rPr>
-        <w:t>Hao Phung</w:t>
-      </w:r>
-      <w:r>
-        <w:rPr>
-          <w:rFonts w:ascii="Georgia" w:eastAsia="Batang" w:hAnsi="Georgia"/>
-          <w:i/>
-          <w:spacing w:val="-6"/>
-          <w:sz w:val="20"/>
-        </w:rPr>
-        <w:t>,</w:t>
-      </w:r>
-      <w:r>
-        <w:rPr>
-          <w:rFonts w:ascii="Georgia" w:eastAsia="Batang" w:hAnsi="Georgia"/>
-          <w:i/>
-          <w:spacing w:val="-6"/>
-          <w:sz w:val="20"/>
-        </w:rPr>
-        <w:t xml:space="preserve"> Aaron</w:t>
-      </w:r>
-      <w:r>
-        <w:rPr>
-          <w:rFonts w:ascii="Georgia" w:eastAsia="Batang" w:hAnsi="Georgia"/>
-          <w:i/>
-          <w:spacing w:val="-6"/>
-          <w:sz w:val="20"/>
-        </w:rPr>
-        <w:t xml:space="preserve"> </w:t>
-      </w:r>
-      <w:r>
-        <w:rPr>
-          <w:rFonts w:ascii="Georgia" w:eastAsia="Batang" w:hAnsi="Georgia"/>
-          <w:i/>
-          <w:spacing w:val="-6"/>
-          <w:sz w:val="20"/>
-        </w:rPr>
-        <w:t xml:space="preserve">Gokaslan, </w:t>
-      </w:r>
-      <w:r>
-        <w:rPr>
-          <w:rFonts w:ascii="Georgia" w:eastAsia="Batang" w:hAnsi="Georgia"/>
-          <w:i/>
-          <w:spacing w:val="-6"/>
-          <w:sz w:val="20"/>
-        </w:rPr>
         <w:t>Volodymyr Kuleshov</w:t>
       </w:r>
       <w:r>
@@ -1738,26 +1681,6 @@
           <w:sz w:val="20"/>
         </w:rPr>
         <w:tab/>
-      </w:r>
-      <w:r>
-        <w:rPr>
-          <w:rFonts w:ascii="Georgia" w:eastAsia="Batang" w:hAnsi="Georgia"/>
-          <w:i/>
-          <w:spacing w:val="-6"/>
-          <w:sz w:val="18"/>
-          <w:szCs w:val="22"/>
-        </w:rPr>
-        <w:t>(*</w:t>
-      </w:r>
-      <w:r>
-        <w:rPr>
-          <w:rFonts w:ascii="Georgia" w:eastAsia="Batang" w:hAnsi="Georgia"/>
-          <w:i/>
-          <w:spacing w:val="-6"/>
-          <w:sz w:val="18"/>
-          <w:szCs w:val="22"/>
-        </w:rPr>
-        <w:t>equal contribution)</w:t>
       </w:r>
     </w:p>
     <w:p>
@@ -1787,20 +1710,41 @@
         <w:spacing w:line="276" w:lineRule="auto"/>
         <w:rPr>
           <w:rFonts w:ascii="Georgia" w:eastAsia="Batang" w:hAnsi="Georgia"/>
-          <w:spacing w:val="-6"/>
-          <w:sz w:val="21"/>
-          <w:szCs w:val="28"/>
-        </w:rPr>
-      </w:pPr>
-      <w:r>
-        <w:rPr>
-          <w:rFonts w:ascii="Georgia" w:eastAsia="Batang" w:hAnsi="Georgia"/>
-          <w:iCs/>
-          <w:spacing w:val="-6"/>
-          <w:sz w:val="21"/>
-          <w:szCs w:val="28"/>
-        </w:rPr>
-        <w:t>Remasking Discrete Diffusion Models with Inference-Time Scaling</w:t>
+          <w:iCs/>
+          <w:spacing w:val="-6"/>
+          <w:sz w:val="21"/>
+          <w:szCs w:val="28"/>
+        </w:rPr>
+      </w:pPr>
+      <w:r>
+        <w:rPr>
+          <w:rFonts w:ascii="Georgia" w:eastAsia="Batang" w:hAnsi="Georgia"/>
+          <w:iCs/>
+          <w:spacing w:val="-6"/>
+          <w:sz w:val="21"/>
+          <w:szCs w:val="28"/>
+        </w:rPr>
+        <w:t>Encoder-Decoder Diffusion Language Models for</w:t>
+      </w:r>
+      <w:r>
+        <w:rPr>
+          <w:rFonts w:ascii="Georgia" w:eastAsia="Batang" w:hAnsi="Georgia"/>
+          <w:iCs/>
+          <w:spacing w:val="-6"/>
+          <w:sz w:val="21"/>
+          <w:szCs w:val="28"/>
+        </w:rPr>
+        <w:t xml:space="preserve"> </w:t>
+      </w:r>
+      <w:r>
+        <w:rPr>
+          <w:rFonts w:ascii="Georgia" w:eastAsia="Batang" w:hAnsi="Georgia"/>
+          <w:iCs/>
+          <w:spacing w:val="-6"/>
+          <w:sz w:val="21"/>
+          <w:szCs w:val="28"/>
+        </w:rPr>
+        <w:t>Efficient Training and Inference</w:t>
       </w:r>
       <w:r>
         <w:rPr>
@@ -1846,7 +1790,7 @@
           <w:spacing w:val="-6"/>
           <w:sz w:val="20"/>
         </w:rPr>
-        <w:t>Guanghan Wang</w:t>
+        <w:t>Marianne Arriola</w:t>
       </w:r>
       <w:r>
         <w:rPr>
@@ -1895,25 +1839,52 @@
           <w:spacing w:val="-6"/>
           <w:sz w:val="20"/>
         </w:rPr>
-        <w:t xml:space="preserve"> Subham</w:t>
-      </w:r>
-      <w:r>
-        <w:rPr>
-          <w:rFonts w:ascii="Georgia" w:eastAsia="Batang" w:hAnsi="Georgia"/>
-          <w:i/>
-          <w:spacing w:val="-6"/>
-          <w:sz w:val="20"/>
-        </w:rPr>
-        <w:t xml:space="preserve"> Sekhar Sahoo,</w:t>
-      </w:r>
-      <w:r>
-        <w:rPr>
-          <w:rFonts w:ascii="Georgia" w:eastAsia="Batang" w:hAnsi="Georgia"/>
-          <w:i/>
-          <w:spacing w:val="-6"/>
-          <w:sz w:val="20"/>
-        </w:rPr>
         <w:t xml:space="preserve"> </w:t>
+      </w:r>
+      <w:r>
+        <w:rPr>
+          <w:rFonts w:ascii="Georgia" w:eastAsia="Batang" w:hAnsi="Georgia"/>
+          <w:i/>
+          <w:spacing w:val="-6"/>
+          <w:sz w:val="20"/>
+        </w:rPr>
+        <w:t>Hao Phung</w:t>
+      </w:r>
+      <w:r>
+        <w:rPr>
+          <w:rFonts w:ascii="Georgia" w:eastAsia="Batang" w:hAnsi="Georgia"/>
+          <w:i/>
+          <w:spacing w:val="-6"/>
+          <w:sz w:val="20"/>
+        </w:rPr>
+        <w:t>,</w:t>
+      </w:r>
+      <w:r>
+        <w:rPr>
+          <w:rFonts w:ascii="Georgia" w:eastAsia="Batang" w:hAnsi="Georgia"/>
+          <w:i/>
+          <w:spacing w:val="-6"/>
+          <w:sz w:val="20"/>
+        </w:rPr>
+        <w:t xml:space="preserve"> Aaron</w:t>
+      </w:r>
+      <w:r>
+        <w:rPr>
+          <w:rFonts w:ascii="Georgia" w:eastAsia="Batang" w:hAnsi="Georgia"/>
+          <w:i/>
+          <w:spacing w:val="-6"/>
+          <w:sz w:val="20"/>
+        </w:rPr>
+        <w:t xml:space="preserve"> </w:t>
+      </w:r>
+      <w:r>
+        <w:rPr>
+          <w:rFonts w:ascii="Georgia" w:eastAsia="Batang" w:hAnsi="Georgia"/>
+          <w:i/>
+          <w:spacing w:val="-6"/>
+          <w:sz w:val="20"/>
+        </w:rPr>
+        <w:t xml:space="preserve">Gokaslan, </w:t>
       </w:r>
       <w:r>
         <w:rPr>
@@ -1981,6 +1952,200 @@
         <w:spacing w:line="276" w:lineRule="auto"/>
         <w:rPr>
           <w:rFonts w:ascii="Georgia" w:eastAsia="Batang" w:hAnsi="Georgia"/>
+          <w:spacing w:val="-6"/>
+          <w:sz w:val="21"/>
+          <w:szCs w:val="28"/>
+        </w:rPr>
+      </w:pPr>
+      <w:r>
+        <w:rPr>
+          <w:rFonts w:ascii="Georgia" w:eastAsia="Batang" w:hAnsi="Georgia"/>
+          <w:iCs/>
+          <w:spacing w:val="-6"/>
+          <w:sz w:val="21"/>
+          <w:szCs w:val="28"/>
+        </w:rPr>
+        <w:t>Remasking Discrete Diffusion Models with Inference-Time Scaling</w:t>
+      </w:r>
+      <w:r>
+        <w:rPr>
+          <w:rFonts w:ascii="Georgia" w:eastAsia="Batang" w:hAnsi="Georgia"/>
+          <w:iCs/>
+          <w:spacing w:val="-6"/>
+          <w:sz w:val="21"/>
+          <w:szCs w:val="28"/>
+        </w:rPr>
+        <w:tab/>
+      </w:r>
+      <w:hyperlink r:id="rId15" w:history="1">
+        <w:r>
+          <w:rPr>
+            <w:rStyle w:val="Hyperlink"/>
+            <w:rFonts w:ascii="Georgia" w:eastAsia="Batang" w:hAnsi="Georgia"/>
+            <w:spacing w:val="-6"/>
+            <w:sz w:val="21"/>
+            <w:szCs w:val="28"/>
+          </w:rPr>
+          <w:t>NeurIPS 2025</w:t>
+        </w:r>
+      </w:hyperlink>
+    </w:p>
+    <w:p>
+      <w:pPr>
+        <w:tabs>
+          <w:tab w:val="left" w:pos="720"/>
+          <w:tab w:val="right" w:pos="10080"/>
+        </w:tabs>
+        <w:spacing w:line="276" w:lineRule="auto"/>
+        <w:rPr>
+          <w:rFonts w:ascii="Georgia" w:eastAsia="Batang" w:hAnsi="Georgia"/>
+          <w:i/>
+          <w:spacing w:val="-6"/>
+          <w:sz w:val="20"/>
+        </w:rPr>
+      </w:pPr>
+      <w:r>
+        <w:rPr>
+          <w:rFonts w:ascii="Georgia" w:eastAsia="Batang" w:hAnsi="Georgia"/>
+          <w:i/>
+          <w:spacing w:val="-6"/>
+          <w:sz w:val="20"/>
+        </w:rPr>
+        <w:t>Guanghan Wang</w:t>
+      </w:r>
+      <w:r>
+        <w:rPr>
+          <w:rFonts w:ascii="Georgia" w:eastAsia="Batang" w:hAnsi="Georgia"/>
+          <w:i/>
+          <w:spacing w:val="-6"/>
+          <w:sz w:val="20"/>
+        </w:rPr>
+        <w:t xml:space="preserve">*, </w:t>
+      </w:r>
+      <w:r>
+        <w:rPr>
+          <w:rFonts w:ascii="Georgia" w:eastAsia="Batang" w:hAnsi="Georgia"/>
+          <w:b/>
+          <w:bCs/>
+          <w:i/>
+          <w:spacing w:val="-6"/>
+          <w:sz w:val="20"/>
+        </w:rPr>
+        <w:t>Yair Schiff</w:t>
+      </w:r>
+      <w:r>
+        <w:rPr>
+          <w:rFonts w:ascii="Georgia" w:eastAsia="Batang" w:hAnsi="Georgia"/>
+          <w:b/>
+          <w:bCs/>
+          <w:i/>
+          <w:spacing w:val="-6"/>
+          <w:sz w:val="20"/>
+        </w:rPr>
+        <w:t>*</w:t>
+      </w:r>
+      <w:r>
+        <w:rPr>
+          <w:rFonts w:ascii="Georgia" w:eastAsia="Batang" w:hAnsi="Georgia"/>
+          <w:i/>
+          <w:spacing w:val="-6"/>
+          <w:sz w:val="20"/>
+        </w:rPr>
+        <w:t>,</w:t>
+      </w:r>
+      <w:r>
+        <w:rPr>
+          <w:rFonts w:ascii="Georgia" w:eastAsia="Batang" w:hAnsi="Georgia"/>
+          <w:i/>
+          <w:spacing w:val="-6"/>
+          <w:sz w:val="20"/>
+        </w:rPr>
+        <w:t xml:space="preserve"> Subham</w:t>
+      </w:r>
+      <w:r>
+        <w:rPr>
+          <w:rFonts w:ascii="Georgia" w:eastAsia="Batang" w:hAnsi="Georgia"/>
+          <w:i/>
+          <w:spacing w:val="-6"/>
+          <w:sz w:val="20"/>
+        </w:rPr>
+        <w:t xml:space="preserve"> Sekhar Sahoo,</w:t>
+      </w:r>
+      <w:r>
+        <w:rPr>
+          <w:rFonts w:ascii="Georgia" w:eastAsia="Batang" w:hAnsi="Georgia"/>
+          <w:i/>
+          <w:spacing w:val="-6"/>
+          <w:sz w:val="20"/>
+        </w:rPr>
+        <w:t xml:space="preserve"> </w:t>
+      </w:r>
+      <w:r>
+        <w:rPr>
+          <w:rFonts w:ascii="Georgia" w:eastAsia="Batang" w:hAnsi="Georgia"/>
+          <w:i/>
+          <w:spacing w:val="-6"/>
+          <w:sz w:val="20"/>
+        </w:rPr>
+        <w:t>Volodymyr Kuleshov</w:t>
+      </w:r>
+      <w:r>
+        <w:rPr>
+          <w:rFonts w:ascii="Georgia" w:eastAsia="Batang" w:hAnsi="Georgia"/>
+          <w:i/>
+          <w:spacing w:val="-6"/>
+          <w:sz w:val="20"/>
+        </w:rPr>
+        <w:tab/>
+      </w:r>
+      <w:r>
+        <w:rPr>
+          <w:rFonts w:ascii="Georgia" w:eastAsia="Batang" w:hAnsi="Georgia"/>
+          <w:i/>
+          <w:spacing w:val="-6"/>
+          <w:sz w:val="18"/>
+          <w:szCs w:val="22"/>
+        </w:rPr>
+        <w:t>(*</w:t>
+      </w:r>
+      <w:r>
+        <w:rPr>
+          <w:rFonts w:ascii="Georgia" w:eastAsia="Batang" w:hAnsi="Georgia"/>
+          <w:i/>
+          <w:spacing w:val="-6"/>
+          <w:sz w:val="18"/>
+          <w:szCs w:val="22"/>
+        </w:rPr>
+        <w:t>equal contribution)</w:t>
+      </w:r>
+    </w:p>
+    <w:p>
+      <w:pPr>
+        <w:tabs>
+          <w:tab w:val="left" w:pos="720"/>
+          <w:tab w:val="left" w:pos="1440"/>
+          <w:tab w:val="right" w:pos="10080"/>
+        </w:tabs>
+        <w:spacing w:line="276" w:lineRule="auto"/>
+        <w:rPr>
+          <w:rFonts w:ascii="Georgia" w:hAnsi="Georgia"/>
+          <w:b/>
+          <w:smallCaps/>
+          <w:spacing w:val="-6"/>
+          <w:sz w:val="14"/>
+          <w:szCs w:val="14"/>
+        </w:rPr>
+      </w:pPr>
+    </w:p>
+    <w:p>
+      <w:pPr>
+        <w:tabs>
+          <w:tab w:val="left" w:pos="720"/>
+          <w:tab w:val="right" w:pos="10080"/>
+        </w:tabs>
+        <w:spacing w:line="276" w:lineRule="auto"/>
+        <w:rPr>
+          <w:rFonts w:ascii="Georgia" w:eastAsia="Batang" w:hAnsi="Georgia"/>
           <w:iCs/>
           <w:spacing w:val="-6"/>
           <w:sz w:val="21"/>
@@ -2007,7 +2172,7 @@
         </w:rPr>
         <w:tab/>
       </w:r>
-      <w:hyperlink r:id="rId15" w:history="1">
+      <w:hyperlink r:id="rId16" w:history="1">
         <w:r>
           <w:rPr>
             <w:rStyle w:val="Hyperlink"/>
@@ -2167,7 +2332,7 @@
         </w:rPr>
         <w:tab/>
       </w:r>
-      <w:hyperlink r:id="rId16" w:history="1">
+      <w:hyperlink r:id="rId17" w:history="1">
         <w:r>
           <w:rPr>
             <w:rStyle w:val="Hyperlink"/>
@@ -2415,7 +2580,7 @@
         </w:rPr>
         <w:tab/>
       </w:r>
-      <w:hyperlink r:id="rId17" w:history="1">
+      <w:hyperlink r:id="rId18" w:history="1">
         <w:r>
           <w:rPr>
             <w:rStyle w:val="Hyperlink"/>
@@ -2550,7 +2715,7 @@
         </w:rPr>
         <w:tab/>
       </w:r>
-      <w:hyperlink r:id="rId18" w:history="1">
+      <w:hyperlink r:id="rId19" w:history="1">
         <w:r>
           <w:rPr>
             <w:rStyle w:val="Hyperlink"/>
@@ -2585,6 +2750,7 @@
           <w:spacing w:val="-6"/>
           <w:sz w:val="20"/>
         </w:rPr>
+        <w:lastRenderedPageBreak/>
         <w:t xml:space="preserve">Brian Belgodere, Pierre Dognin, Adam Ivankay, Igor Melnyk, Youssef Mroueh, </w:t>
       </w:r>
     </w:p>
@@ -2634,7 +2800,6 @@
           <w:spacing w:val="-6"/>
           <w:sz w:val="20"/>
         </w:rPr>
-        <w:lastRenderedPageBreak/>
         <w:t xml:space="preserve">Jerret Ross, </w:t>
       </w:r>
       <w:r>
@@ -2710,7 +2875,7 @@
         </w:rPr>
         <w:tab/>
       </w:r>
-      <w:hyperlink r:id="rId19" w:history="1">
+      <w:hyperlink r:id="rId20" w:history="1">
         <w:r>
           <w:rPr>
             <w:rStyle w:val="Hyperlink"/>
@@ -2855,7 +3020,7 @@
         </w:rPr>
         <w:tab/>
       </w:r>
-      <w:hyperlink r:id="rId20" w:history="1">
+      <w:hyperlink r:id="rId21" w:history="1">
         <w:r>
           <w:rPr>
             <w:rStyle w:val="Hyperlink"/>
@@ -2970,200 +3135,6 @@
           <w:szCs w:val="28"/>
         </w:rPr>
         <w:t>InfoDiffusion: Representation Learning</w:t>
-      </w:r>
-      <w:r>
-        <w:rPr>
-          <w:rFonts w:ascii="Georgia" w:eastAsia="Batang" w:hAnsi="Georgia"/>
-          <w:iCs/>
-          <w:spacing w:val="-6"/>
-          <w:sz w:val="21"/>
-          <w:szCs w:val="28"/>
-        </w:rPr>
-        <w:tab/>
-      </w:r>
-      <w:hyperlink r:id="rId21" w:history="1">
-        <w:r>
-          <w:rPr>
-            <w:rStyle w:val="Hyperlink"/>
-            <w:rFonts w:ascii="Georgia" w:eastAsia="Batang" w:hAnsi="Georgia"/>
-            <w:iCs/>
-            <w:spacing w:val="-6"/>
-            <w:sz w:val="21"/>
-            <w:szCs w:val="28"/>
-          </w:rPr>
-          <w:t>ICML 2023</w:t>
-        </w:r>
-      </w:hyperlink>
-    </w:p>
-    <w:p>
-      <w:pPr>
-        <w:tabs>
-          <w:tab w:val="left" w:pos="720"/>
-          <w:tab w:val="right" w:pos="10080"/>
-        </w:tabs>
-        <w:spacing w:line="276" w:lineRule="auto"/>
-        <w:rPr>
-          <w:rFonts w:ascii="Georgia" w:eastAsia="Batang" w:hAnsi="Georgia"/>
-          <w:spacing w:val="-6"/>
-          <w:sz w:val="21"/>
-          <w:szCs w:val="28"/>
-        </w:rPr>
-      </w:pPr>
-      <w:r>
-        <w:rPr>
-          <w:rFonts w:ascii="Georgia" w:eastAsia="Batang" w:hAnsi="Georgia"/>
-          <w:iCs/>
-          <w:spacing w:val="-6"/>
-          <w:sz w:val="21"/>
-          <w:szCs w:val="28"/>
-        </w:rPr>
-        <w:t>Using Information Maximizing Diffusion Models</w:t>
-      </w:r>
-      <w:r>
-        <w:rPr>
-          <w:rFonts w:ascii="Georgia" w:eastAsia="Batang" w:hAnsi="Georgia"/>
-          <w:iCs/>
-          <w:spacing w:val="-6"/>
-          <w:sz w:val="21"/>
-          <w:szCs w:val="28"/>
-        </w:rPr>
-        <w:tab/>
-      </w:r>
-    </w:p>
-    <w:p>
-      <w:pPr>
-        <w:tabs>
-          <w:tab w:val="left" w:pos="720"/>
-          <w:tab w:val="right" w:pos="10080"/>
-        </w:tabs>
-        <w:spacing w:line="276" w:lineRule="auto"/>
-        <w:rPr>
-          <w:rFonts w:ascii="Georgia" w:eastAsia="Batang" w:hAnsi="Georgia"/>
-          <w:i/>
-          <w:spacing w:val="-6"/>
-          <w:sz w:val="20"/>
-          <w:szCs w:val="20"/>
-        </w:rPr>
-      </w:pPr>
-      <w:r>
-        <w:rPr>
-          <w:rFonts w:ascii="Georgia" w:eastAsia="Batang" w:hAnsi="Georgia"/>
-          <w:i/>
-          <w:spacing w:val="-6"/>
-          <w:sz w:val="20"/>
-          <w:szCs w:val="20"/>
-        </w:rPr>
-        <w:t xml:space="preserve">Yingheng Wang, </w:t>
-      </w:r>
-      <w:r>
-        <w:rPr>
-          <w:rFonts w:ascii="Georgia" w:eastAsia="Batang" w:hAnsi="Georgia"/>
-          <w:b/>
-          <w:bCs/>
-          <w:i/>
-          <w:spacing w:val="-6"/>
-          <w:sz w:val="20"/>
-          <w:szCs w:val="20"/>
-        </w:rPr>
-        <w:t>Yair Schiff</w:t>
-      </w:r>
-      <w:r>
-        <w:rPr>
-          <w:rFonts w:ascii="Georgia" w:eastAsia="Batang" w:hAnsi="Georgia"/>
-          <w:i/>
-          <w:spacing w:val="-6"/>
-          <w:sz w:val="20"/>
-          <w:szCs w:val="20"/>
-        </w:rPr>
-        <w:t>, Aaron Gokaslan, Weishen Pan,</w:t>
-      </w:r>
-      <w:r>
-        <w:rPr>
-          <w:rFonts w:ascii="Georgia" w:eastAsia="Batang" w:hAnsi="Georgia"/>
-          <w:i/>
-          <w:spacing w:val="-6"/>
-          <w:sz w:val="20"/>
-          <w:szCs w:val="20"/>
-        </w:rPr>
-        <w:t xml:space="preserve"> </w:t>
-      </w:r>
-      <w:r>
-        <w:rPr>
-          <w:rFonts w:ascii="Georgia" w:eastAsia="Batang" w:hAnsi="Georgia"/>
-          <w:i/>
-          <w:spacing w:val="-6"/>
-          <w:sz w:val="20"/>
-          <w:szCs w:val="20"/>
-        </w:rPr>
-        <w:t>Fei Wang,</w:t>
-      </w:r>
-    </w:p>
-    <w:p>
-      <w:pPr>
-        <w:tabs>
-          <w:tab w:val="left" w:pos="720"/>
-          <w:tab w:val="right" w:pos="10080"/>
-        </w:tabs>
-        <w:spacing w:line="276" w:lineRule="auto"/>
-        <w:rPr>
-          <w:rFonts w:ascii="Georgia" w:eastAsia="Batang" w:hAnsi="Georgia"/>
-          <w:i/>
-          <w:spacing w:val="-6"/>
-          <w:sz w:val="20"/>
-          <w:szCs w:val="20"/>
-        </w:rPr>
-      </w:pPr>
-      <w:r>
-        <w:rPr>
-          <w:rFonts w:ascii="Georgia" w:eastAsia="Batang" w:hAnsi="Georgia"/>
-          <w:i/>
-          <w:spacing w:val="-6"/>
-          <w:sz w:val="20"/>
-          <w:szCs w:val="20"/>
-        </w:rPr>
-        <w:t xml:space="preserve"> Christopher De Sa, Volodymyr Kuleshov</w:t>
-      </w:r>
-    </w:p>
-    <w:p>
-      <w:pPr>
-        <w:tabs>
-          <w:tab w:val="left" w:pos="720"/>
-          <w:tab w:val="right" w:pos="10080"/>
-        </w:tabs>
-        <w:spacing w:line="276" w:lineRule="auto"/>
-        <w:rPr>
-          <w:rFonts w:ascii="Georgia" w:eastAsia="Batang" w:hAnsi="Georgia"/>
-          <w:iCs/>
-          <w:spacing w:val="-6"/>
-          <w:sz w:val="14"/>
-          <w:szCs w:val="14"/>
-        </w:rPr>
-      </w:pPr>
-    </w:p>
-    <w:p>
-      <w:pPr>
-        <w:tabs>
-          <w:tab w:val="left" w:pos="720"/>
-          <w:tab w:val="right" w:pos="10080"/>
-        </w:tabs>
-        <w:spacing w:line="276" w:lineRule="auto"/>
-        <w:rPr>
-          <w:rFonts w:ascii="Georgia" w:eastAsia="Batang" w:hAnsi="Georgia"/>
-          <w:iCs/>
-          <w:spacing w:val="-6"/>
-          <w:sz w:val="21"/>
-          <w:szCs w:val="28"/>
-        </w:rPr>
-      </w:pPr>
-      <w:r>
-        <w:rPr>
-          <w:rFonts w:ascii="Georgia" w:eastAsia="Batang" w:hAnsi="Georgia"/>
-          <w:iCs/>
-          <w:spacing w:val="-6"/>
-          <w:sz w:val="21"/>
-          <w:szCs w:val="28"/>
-        </w:rPr>
-        <w:t>Semi-Autoregressive Energy Flows: Exploring Likelihood-Free</w:t>
       </w:r>
       <w:r>
         <w:rPr>
@@ -3211,7 +3182,17 @@
           <w:sz w:val="21"/>
           <w:szCs w:val="28"/>
         </w:rPr>
-        <w:t>Training of Normalizing Flows</w:t>
+        <w:t>Using Information Maximizing Diffusion Models</w:t>
+      </w:r>
+      <w:r>
+        <w:rPr>
+          <w:rFonts w:ascii="Georgia" w:eastAsia="Batang" w:hAnsi="Georgia"/>
+          <w:iCs/>
+          <w:spacing w:val="-6"/>
+          <w:sz w:val="21"/>
+          <w:szCs w:val="28"/>
+        </w:rPr>
+        <w:tab/>
       </w:r>
     </w:p>
     <w:p>
@@ -3237,7 +3218,7 @@
           <w:sz w:val="20"/>
           <w:szCs w:val="20"/>
         </w:rPr>
-        <w:t xml:space="preserve">Phillip Si, Zeyi Chen, Subham Sekhar Sahoo, </w:t>
+        <w:t xml:space="preserve">Yingheng Wang, </w:t>
       </w:r>
       <w:r>
         <w:rPr>
@@ -3259,7 +3240,53 @@
           <w:sz w:val="20"/>
           <w:szCs w:val="20"/>
         </w:rPr>
-        <w:t>, Volodymyr Kuleshov</w:t>
+        <w:t>, Aaron Gokaslan, Weishen Pan,</w:t>
+      </w:r>
+      <w:r>
+        <w:rPr>
+          <w:rFonts w:ascii="Georgia" w:eastAsia="Batang" w:hAnsi="Georgia"/>
+          <w:i/>
+          <w:spacing w:val="-6"/>
+          <w:sz w:val="20"/>
+          <w:szCs w:val="20"/>
+        </w:rPr>
+        <w:t xml:space="preserve"> </w:t>
+      </w:r>
+      <w:r>
+        <w:rPr>
+          <w:rFonts w:ascii="Georgia" w:eastAsia="Batang" w:hAnsi="Georgia"/>
+          <w:i/>
+          <w:spacing w:val="-6"/>
+          <w:sz w:val="20"/>
+          <w:szCs w:val="20"/>
+        </w:rPr>
+        <w:t>Fei Wang,</w:t>
+      </w:r>
+    </w:p>
+    <w:p>
+      <w:pPr>
+        <w:tabs>
+          <w:tab w:val="left" w:pos="720"/>
+          <w:tab w:val="right" w:pos="10080"/>
+        </w:tabs>
+        <w:spacing w:line="276" w:lineRule="auto"/>
+        <w:rPr>
+          <w:rFonts w:ascii="Georgia" w:eastAsia="Batang" w:hAnsi="Georgia"/>
+          <w:i/>
+          <w:spacing w:val="-6"/>
+          <w:sz w:val="20"/>
+          <w:szCs w:val="20"/>
+        </w:rPr>
+      </w:pPr>
+      <w:r>
+        <w:rPr>
+          <w:rFonts w:ascii="Georgia" w:eastAsia="Batang" w:hAnsi="Georgia"/>
+          <w:i/>
+          <w:spacing w:val="-6"/>
+          <w:sz w:val="20"/>
+          <w:szCs w:val="20"/>
+        </w:rPr>
+        <w:t xml:space="preserve"> Christopher De Sa, Volodymyr Kuleshov</w:t>
       </w:r>
     </w:p>
     <w:p>
@@ -3301,7 +3328,7 @@
           <w:sz w:val="21"/>
           <w:szCs w:val="28"/>
         </w:rPr>
-        <w:t>Learning with Stochastic Orders</w:t>
+        <w:t>Semi-Autoregressive Energy Flows: Exploring Likelihood-Free</w:t>
       </w:r>
       <w:r>
         <w:rPr>
@@ -3323,7 +3350,7 @@
             <w:sz w:val="21"/>
             <w:szCs w:val="28"/>
           </w:rPr>
-          <w:t>ICLR 2023</w:t>
+          <w:t>ICML 2023</w:t>
         </w:r>
       </w:hyperlink>
     </w:p>
@@ -3336,13 +3363,29 @@
         <w:spacing w:line="276" w:lineRule="auto"/>
         <w:rPr>
           <w:rFonts w:ascii="Georgia" w:eastAsia="Batang" w:hAnsi="Georgia"/>
-          <w:i/>
-          <w:spacing w:val="-6"/>
-          <w:sz w:val="21"/>
-          <w:szCs w:val="28"/>
-        </w:rPr>
-      </w:pPr>
-      <w:r>
+          <w:spacing w:val="-6"/>
+          <w:sz w:val="21"/>
+          <w:szCs w:val="28"/>
+        </w:rPr>
+      </w:pPr>
+      <w:r>
+        <w:rPr>
+          <w:rFonts w:ascii="Georgia" w:eastAsia="Batang" w:hAnsi="Georgia"/>
+          <w:iCs/>
+          <w:spacing w:val="-6"/>
+          <w:sz w:val="21"/>
+          <w:szCs w:val="28"/>
+        </w:rPr>
+        <w:t>Training of Normalizing Flows</w:t>
+      </w:r>
+    </w:p>
+    <w:p>
+      <w:pPr>
+        <w:tabs>
+          <w:tab w:val="left" w:pos="720"/>
+          <w:tab w:val="right" w:pos="10080"/>
+        </w:tabs>
+        <w:spacing w:line="276" w:lineRule="auto"/>
         <w:rPr>
           <w:rFonts w:ascii="Georgia" w:eastAsia="Batang" w:hAnsi="Georgia"/>
           <w:i/>
@@ -3350,7 +3393,16 @@
           <w:sz w:val="20"/>
           <w:szCs w:val="20"/>
         </w:rPr>
-        <w:t xml:space="preserve">Carles Domingo-Enrich, </w:t>
+      </w:pPr>
+      <w:r>
+        <w:rPr>
+          <w:rFonts w:ascii="Georgia" w:eastAsia="Batang" w:hAnsi="Georgia"/>
+          <w:i/>
+          <w:spacing w:val="-6"/>
+          <w:sz w:val="20"/>
+          <w:szCs w:val="20"/>
+        </w:rPr>
+        <w:t xml:space="preserve">Phillip Si, Zeyi Chen, Subham Sekhar Sahoo, </w:t>
       </w:r>
       <w:r>
         <w:rPr>
@@ -3372,57 +3424,7 @@
           <w:sz w:val="20"/>
           <w:szCs w:val="20"/>
         </w:rPr>
-        <w:t>, Youssef Mroueh</w:t>
-      </w:r>
-      <w:r>
-        <w:rPr>
-          <w:rFonts w:ascii="Georgia" w:eastAsia="Batang" w:hAnsi="Georgia"/>
-          <w:iCs/>
-          <w:spacing w:val="-6"/>
-          <w:sz w:val="21"/>
-          <w:szCs w:val="28"/>
-        </w:rPr>
-        <w:tab/>
-      </w:r>
-      <w:r>
-        <w:rPr>
-          <w:rFonts w:ascii="Georgia" w:eastAsia="Batang" w:hAnsi="Georgia"/>
-          <w:i/>
-          <w:spacing w:val="-6"/>
-          <w:sz w:val="21"/>
-          <w:szCs w:val="28"/>
-        </w:rPr>
-        <w:t>(</w:t>
-      </w:r>
-      <w:r>
-        <w:rPr>
-          <w:rFonts w:ascii="Georgia" w:eastAsia="Batang" w:hAnsi="Georgia"/>
-          <w:i/>
-          <w:spacing w:val="-6"/>
-          <w:sz w:val="18"/>
-          <w:szCs w:val="22"/>
-        </w:rPr>
-        <w:t>Notable Top 25%</w:t>
-      </w:r>
-      <w:r>
-        <w:rPr>
-          <w:rFonts w:ascii="Georgia" w:eastAsia="Batang" w:hAnsi="Georgia"/>
-          <w:i/>
-          <w:spacing w:val="-6"/>
-          <w:sz w:val="18"/>
-          <w:szCs w:val="22"/>
-        </w:rPr>
-        <w:t xml:space="preserve"> acceptance</w:t>
-      </w:r>
-      <w:r>
-        <w:rPr>
-          <w:rFonts w:ascii="Georgia" w:eastAsia="Batang" w:hAnsi="Georgia"/>
-          <w:i/>
-          <w:spacing w:val="-6"/>
-          <w:sz w:val="18"/>
-          <w:szCs w:val="22"/>
-        </w:rPr>
-        <w:t>)</w:t>
+        <w:t>, Volodymyr Kuleshov</w:t>
       </w:r>
     </w:p>
     <w:p>
@@ -3450,20 +3452,21 @@
         <w:spacing w:line="276" w:lineRule="auto"/>
         <w:rPr>
           <w:rFonts w:ascii="Georgia" w:eastAsia="Batang" w:hAnsi="Georgia"/>
-          <w:spacing w:val="-6"/>
-          <w:sz w:val="21"/>
-          <w:szCs w:val="28"/>
-        </w:rPr>
-      </w:pPr>
-      <w:r>
-        <w:rPr>
-          <w:rFonts w:ascii="Georgia" w:eastAsia="Batang" w:hAnsi="Georgia"/>
-          <w:iCs/>
-          <w:spacing w:val="-6"/>
-          <w:sz w:val="21"/>
-          <w:szCs w:val="28"/>
-        </w:rPr>
-        <w:t>Semi-Parametric Inducing Point Networks and Neural Processes</w:t>
+          <w:iCs/>
+          <w:spacing w:val="-6"/>
+          <w:sz w:val="21"/>
+          <w:szCs w:val="28"/>
+        </w:rPr>
+      </w:pPr>
+      <w:r>
+        <w:rPr>
+          <w:rFonts w:ascii="Georgia" w:eastAsia="Batang" w:hAnsi="Georgia"/>
+          <w:iCs/>
+          <w:spacing w:val="-6"/>
+          <w:sz w:val="21"/>
+          <w:szCs w:val="28"/>
+        </w:rPr>
+        <w:t>Learning with Stochastic Orders</w:t>
       </w:r>
       <w:r>
         <w:rPr>
@@ -3500,19 +3503,19 @@
           <w:rFonts w:ascii="Georgia" w:eastAsia="Batang" w:hAnsi="Georgia"/>
           <w:i/>
           <w:spacing w:val="-6"/>
+          <w:sz w:val="21"/>
+          <w:szCs w:val="28"/>
+        </w:rPr>
+      </w:pPr>
+      <w:r>
+        <w:rPr>
+          <w:rFonts w:ascii="Georgia" w:eastAsia="Batang" w:hAnsi="Georgia"/>
+          <w:i/>
+          <w:spacing w:val="-6"/>
           <w:sz w:val="20"/>
           <w:szCs w:val="20"/>
         </w:rPr>
-      </w:pPr>
-      <w:r>
-        <w:rPr>
-          <w:rFonts w:ascii="Georgia" w:eastAsia="Batang" w:hAnsi="Georgia"/>
-          <w:i/>
-          <w:spacing w:val="-6"/>
-          <w:sz w:val="20"/>
-          <w:szCs w:val="20"/>
-        </w:rPr>
-        <w:t xml:space="preserve">Richa Rastogi, </w:t>
+        <w:t xml:space="preserve">Carles Domingo-Enrich, </w:t>
       </w:r>
       <w:r>
         <w:rPr>
@@ -3534,43 +3537,57 @@
           <w:sz w:val="20"/>
           <w:szCs w:val="20"/>
         </w:rPr>
-        <w:t>, Alon Hacohen, Zhaozhi Li, Ian Lee, Yuntian Deng,</w:t>
-      </w:r>
-      <w:r>
-        <w:rPr>
-          <w:rFonts w:ascii="Georgia" w:eastAsia="Batang" w:hAnsi="Georgia"/>
-          <w:i/>
-          <w:spacing w:val="-6"/>
-          <w:sz w:val="20"/>
-          <w:szCs w:val="20"/>
+        <w:t>, Youssef Mroueh</w:t>
+      </w:r>
+      <w:r>
+        <w:rPr>
+          <w:rFonts w:ascii="Georgia" w:eastAsia="Batang" w:hAnsi="Georgia"/>
+          <w:iCs/>
+          <w:spacing w:val="-6"/>
+          <w:sz w:val="21"/>
+          <w:szCs w:val="28"/>
         </w:rPr>
         <w:tab/>
       </w:r>
-    </w:p>
-    <w:p>
-      <w:pPr>
-        <w:tabs>
-          <w:tab w:val="left" w:pos="720"/>
-          <w:tab w:val="right" w:pos="10080"/>
-        </w:tabs>
-        <w:spacing w:line="276" w:lineRule="auto"/>
-        <w:rPr>
-          <w:rFonts w:ascii="Georgia" w:eastAsia="Batang" w:hAnsi="Georgia"/>
-          <w:i/>
-          <w:spacing w:val="-6"/>
-          <w:sz w:val="20"/>
-          <w:szCs w:val="20"/>
-        </w:rPr>
-      </w:pPr>
-      <w:r>
-        <w:rPr>
-          <w:rFonts w:ascii="Georgia" w:eastAsia="Batang" w:hAnsi="Georgia"/>
-          <w:i/>
-          <w:spacing w:val="-6"/>
-          <w:sz w:val="20"/>
-          <w:szCs w:val="20"/>
-        </w:rPr>
-        <w:t>Mert R. Sabuncu, Volodymyr Kuleshov</w:t>
+      <w:r>
+        <w:rPr>
+          <w:rFonts w:ascii="Georgia" w:eastAsia="Batang" w:hAnsi="Georgia"/>
+          <w:i/>
+          <w:spacing w:val="-6"/>
+          <w:sz w:val="21"/>
+          <w:szCs w:val="28"/>
+        </w:rPr>
+        <w:t>(</w:t>
+      </w:r>
+      <w:r>
+        <w:rPr>
+          <w:rFonts w:ascii="Georgia" w:eastAsia="Batang" w:hAnsi="Georgia"/>
+          <w:i/>
+          <w:spacing w:val="-6"/>
+          <w:sz w:val="18"/>
+          <w:szCs w:val="22"/>
+        </w:rPr>
+        <w:t>Notable Top 25%</w:t>
+      </w:r>
+      <w:r>
+        <w:rPr>
+          <w:rFonts w:ascii="Georgia" w:eastAsia="Batang" w:hAnsi="Georgia"/>
+          <w:i/>
+          <w:spacing w:val="-6"/>
+          <w:sz w:val="18"/>
+          <w:szCs w:val="22"/>
+        </w:rPr>
+        <w:t xml:space="preserve"> acceptance</w:t>
+      </w:r>
+      <w:r>
+        <w:rPr>
+          <w:rFonts w:ascii="Georgia" w:eastAsia="Batang" w:hAnsi="Georgia"/>
+          <w:i/>
+          <w:spacing w:val="-6"/>
+          <w:sz w:val="18"/>
+          <w:szCs w:val="22"/>
+        </w:rPr>
+        <w:t>)</w:t>
       </w:r>
     </w:p>
     <w:p>
@@ -3600,6 +3617,154 @@
           <w:rFonts w:ascii="Georgia" w:eastAsia="Batang" w:hAnsi="Georgia"/>
           <w:spacing w:val="-6"/>
           <w:sz w:val="21"/>
+          <w:szCs w:val="28"/>
+        </w:rPr>
+      </w:pPr>
+      <w:r>
+        <w:rPr>
+          <w:rFonts w:ascii="Georgia" w:eastAsia="Batang" w:hAnsi="Georgia"/>
+          <w:iCs/>
+          <w:spacing w:val="-6"/>
+          <w:sz w:val="21"/>
+          <w:szCs w:val="28"/>
+        </w:rPr>
+        <w:t>Semi-Parametric Inducing Point Networks and Neural Processes</w:t>
+      </w:r>
+      <w:r>
+        <w:rPr>
+          <w:rFonts w:ascii="Georgia" w:eastAsia="Batang" w:hAnsi="Georgia"/>
+          <w:iCs/>
+          <w:spacing w:val="-6"/>
+          <w:sz w:val="21"/>
+          <w:szCs w:val="28"/>
+        </w:rPr>
+        <w:tab/>
+      </w:r>
+      <w:hyperlink r:id="rId25" w:history="1">
+        <w:r>
+          <w:rPr>
+            <w:rStyle w:val="Hyperlink"/>
+            <w:rFonts w:ascii="Georgia" w:eastAsia="Batang" w:hAnsi="Georgia"/>
+            <w:iCs/>
+            <w:spacing w:val="-6"/>
+            <w:sz w:val="21"/>
+            <w:szCs w:val="28"/>
+          </w:rPr>
+          <w:t>ICLR 2023</w:t>
+        </w:r>
+      </w:hyperlink>
+    </w:p>
+    <w:p>
+      <w:pPr>
+        <w:tabs>
+          <w:tab w:val="left" w:pos="720"/>
+          <w:tab w:val="right" w:pos="10080"/>
+        </w:tabs>
+        <w:spacing w:line="276" w:lineRule="auto"/>
+        <w:rPr>
+          <w:rFonts w:ascii="Georgia" w:eastAsia="Batang" w:hAnsi="Georgia"/>
+          <w:i/>
+          <w:spacing w:val="-6"/>
+          <w:sz w:val="20"/>
+          <w:szCs w:val="20"/>
+        </w:rPr>
+      </w:pPr>
+      <w:r>
+        <w:rPr>
+          <w:rFonts w:ascii="Georgia" w:eastAsia="Batang" w:hAnsi="Georgia"/>
+          <w:i/>
+          <w:spacing w:val="-6"/>
+          <w:sz w:val="20"/>
+          <w:szCs w:val="20"/>
+        </w:rPr>
+        <w:t xml:space="preserve">Richa Rastogi, </w:t>
+      </w:r>
+      <w:r>
+        <w:rPr>
+          <w:rFonts w:ascii="Georgia" w:eastAsia="Batang" w:hAnsi="Georgia"/>
+          <w:b/>
+          <w:bCs/>
+          <w:i/>
+          <w:spacing w:val="-6"/>
+          <w:sz w:val="20"/>
+          <w:szCs w:val="20"/>
+        </w:rPr>
+        <w:t>Yair Schiff</w:t>
+      </w:r>
+      <w:r>
+        <w:rPr>
+          <w:rFonts w:ascii="Georgia" w:eastAsia="Batang" w:hAnsi="Georgia"/>
+          <w:i/>
+          <w:spacing w:val="-6"/>
+          <w:sz w:val="20"/>
+          <w:szCs w:val="20"/>
+        </w:rPr>
+        <w:t>, Alon Hacohen, Zhaozhi Li, Ian Lee, Yuntian Deng,</w:t>
+      </w:r>
+      <w:r>
+        <w:rPr>
+          <w:rFonts w:ascii="Georgia" w:eastAsia="Batang" w:hAnsi="Georgia"/>
+          <w:i/>
+          <w:spacing w:val="-6"/>
+          <w:sz w:val="20"/>
+          <w:szCs w:val="20"/>
+        </w:rPr>
+        <w:tab/>
+      </w:r>
+    </w:p>
+    <w:p>
+      <w:pPr>
+        <w:tabs>
+          <w:tab w:val="left" w:pos="720"/>
+          <w:tab w:val="right" w:pos="10080"/>
+        </w:tabs>
+        <w:spacing w:line="276" w:lineRule="auto"/>
+        <w:rPr>
+          <w:rFonts w:ascii="Georgia" w:eastAsia="Batang" w:hAnsi="Georgia"/>
+          <w:i/>
+          <w:spacing w:val="-6"/>
+          <w:sz w:val="20"/>
+          <w:szCs w:val="20"/>
+        </w:rPr>
+      </w:pPr>
+      <w:r>
+        <w:rPr>
+          <w:rFonts w:ascii="Georgia" w:eastAsia="Batang" w:hAnsi="Georgia"/>
+          <w:i/>
+          <w:spacing w:val="-6"/>
+          <w:sz w:val="20"/>
+          <w:szCs w:val="20"/>
+        </w:rPr>
+        <w:t>Mert R. Sabuncu, Volodymyr Kuleshov</w:t>
+      </w:r>
+    </w:p>
+    <w:p>
+      <w:pPr>
+        <w:tabs>
+          <w:tab w:val="left" w:pos="720"/>
+          <w:tab w:val="right" w:pos="10080"/>
+        </w:tabs>
+        <w:spacing w:line="276" w:lineRule="auto"/>
+        <w:rPr>
+          <w:rFonts w:ascii="Georgia" w:eastAsia="Batang" w:hAnsi="Georgia"/>
+          <w:iCs/>
+          <w:spacing w:val="-6"/>
+          <w:sz w:val="14"/>
+          <w:szCs w:val="14"/>
+        </w:rPr>
+      </w:pPr>
+    </w:p>
+    <w:p>
+      <w:pPr>
+        <w:tabs>
+          <w:tab w:val="left" w:pos="720"/>
+          <w:tab w:val="right" w:pos="10080"/>
+        </w:tabs>
+        <w:spacing w:line="276" w:lineRule="auto"/>
+        <w:rPr>
+          <w:rFonts w:ascii="Georgia" w:eastAsia="Batang" w:hAnsi="Georgia"/>
+          <w:spacing w:val="-6"/>
+          <w:sz w:val="21"/>
           <w:szCs w:val="21"/>
         </w:rPr>
       </w:pPr>
@@ -3623,7 +3788,7 @@
         </w:rPr>
         <w:tab/>
       </w:r>
-      <w:hyperlink r:id="rId25" w:history="1">
+      <w:hyperlink r:id="rId26" w:history="1">
         <w:r>
           <w:rPr>
             <w:rStyle w:val="Hyperlink"/>
@@ -3885,7 +4050,7 @@
         </w:rPr>
         <w:tab/>
       </w:r>
-      <w:hyperlink r:id="rId26" w:history="1">
+      <w:hyperlink r:id="rId27" w:history="1">
         <w:r>
           <w:rPr>
             <w:rStyle w:val="Hyperlink"/>
@@ -4085,7 +4250,7 @@
         </w:rPr>
         <w:tab/>
       </w:r>
-      <w:hyperlink r:id="rId27" w:history="1">
+      <w:hyperlink r:id="rId28" w:history="1">
         <w:r>
           <w:rPr>
             <w:rStyle w:val="Hyperlink"/>
@@ -4393,7 +4558,7 @@
         </w:rPr>
         <w:tab/>
       </w:r>
-      <w:hyperlink r:id="rId28" w:history="1">
+      <w:hyperlink r:id="rId29" w:history="1">
         <w:r>
           <w:rPr>
             <w:rStyle w:val="Hyperlink"/>
@@ -4599,7 +4764,7 @@
         </w:rPr>
         <w:tab/>
       </w:r>
-      <w:hyperlink r:id="rId29" w:history="1">
+      <w:hyperlink r:id="rId30" w:history="1">
         <w:r>
           <w:rPr>
             <w:rStyle w:val="Hyperlink"/>
@@ -5013,7 +5178,7 @@
         </w:rPr>
         <w:tab/>
       </w:r>
-      <w:hyperlink r:id="rId30" w:history="1">
+      <w:hyperlink r:id="rId31" w:history="1">
         <w:r>
           <w:rPr>
             <w:rStyle w:val="Hyperlink"/>
@@ -5542,6 +5707,7 @@
           <w:sz w:val="22"/>
           <w:szCs w:val="32"/>
         </w:rPr>
+        <w:lastRenderedPageBreak/>
         <w:t>Workshops</w:t>
       </w:r>
     </w:p>
@@ -5579,7 +5745,7 @@
         </w:rPr>
         <w:tab/>
       </w:r>
-      <w:hyperlink r:id="rId31" w:history="1">
+      <w:hyperlink r:id="rId32" w:history="1">
         <w:r>
           <w:rPr>
             <w:rStyle w:val="Hyperlink"/>
@@ -5613,7 +5779,6 @@
           <w:spacing w:val="-6"/>
           <w:sz w:val="20"/>
         </w:rPr>
-        <w:lastRenderedPageBreak/>
         <w:t xml:space="preserve">Evan Trop, Chia-Hsiang Kao, Mckinley Polen, </w:t>
       </w:r>
       <w:r>
@@ -5645,7 +5810,7 @@
         </w:rPr>
         <w:tab/>
       </w:r>
-      <w:hyperlink r:id="rId32" w:history="1">
+      <w:hyperlink r:id="rId33" w:history="1">
         <w:r>
           <w:rPr>
             <w:rStyle w:val="Hyperlink"/>
@@ -5755,7 +5920,7 @@
         </w:rPr>
         <w:tab/>
       </w:r>
-      <w:hyperlink r:id="rId33" w:history="1">
+      <w:hyperlink r:id="rId34" w:history="1">
         <w:r>
           <w:rPr>
             <w:rStyle w:val="Hyperlink"/>
@@ -5955,7 +6120,7 @@
         </w:rPr>
         <w:tab/>
       </w:r>
-      <w:hyperlink r:id="rId34" w:history="1">
+      <w:hyperlink r:id="rId35" w:history="1">
         <w:r>
           <w:rPr>
             <w:rStyle w:val="Hyperlink"/>
@@ -6151,7 +6316,7 @@
         </w:rPr>
         <w:tab/>
       </w:r>
-      <w:hyperlink r:id="rId35" w:history="1">
+      <w:hyperlink r:id="rId36" w:history="1">
         <w:r>
           <w:rPr>
             <w:rStyle w:val="Hyperlink"/>
@@ -6376,7 +6541,7 @@
         </w:rPr>
         <w:tab/>
       </w:r>
-      <w:hyperlink r:id="rId36" w:history="1">
+      <w:hyperlink r:id="rId37" w:history="1">
         <w:r>
           <w:rPr>
             <w:rStyle w:val="Hyperlink"/>
@@ -6820,7 +6985,7 @@
         </w:rPr>
         <w:tab/>
       </w:r>
-      <w:hyperlink r:id="rId37" w:history="1">
+      <w:hyperlink r:id="rId38" w:history="1">
         <w:r>
           <w:rPr>
             <w:rStyle w:val="Hyperlink"/>
@@ -6876,7 +7041,7 @@
         </w:rPr>
         <w:t xml:space="preserve"> (</w:t>
       </w:r>
-      <w:hyperlink r:id="rId38" w:history="1">
+      <w:hyperlink r:id="rId39" w:history="1">
         <w:r>
           <w:rPr>
             <w:rStyle w:val="Hyperlink"/>
@@ -6951,7 +7116,7 @@
         </w:rPr>
         <w:tab/>
       </w:r>
-      <w:hyperlink r:id="rId39" w:history="1">
+      <w:hyperlink r:id="rId40" w:history="1">
         <w:r>
           <w:rPr>
             <w:rStyle w:val="Hyperlink"/>
@@ -7026,72 +7191,6 @@
           <w:szCs w:val="28"/>
         </w:rPr>
         <w:t>Grand Challenge</w:t>
-      </w:r>
-      <w:r>
-        <w:rPr>
-          <w:rFonts w:ascii="Georgia" w:eastAsia="Batang" w:hAnsi="Georgia"/>
-          <w:iCs/>
-          <w:spacing w:val="-6"/>
-          <w:sz w:val="21"/>
-          <w:szCs w:val="28"/>
-        </w:rPr>
-        <w:t xml:space="preserve"> (</w:t>
-      </w:r>
-      <w:hyperlink r:id="rId40" w:history="1">
-        <w:r>
-          <w:rPr>
-            <w:rStyle w:val="Hyperlink"/>
-            <w:rFonts w:ascii="Georgia" w:eastAsia="Batang" w:hAnsi="Georgia"/>
-            <w:iCs/>
-            <w:spacing w:val="-6"/>
-            <w:sz w:val="21"/>
-            <w:szCs w:val="28"/>
-          </w:rPr>
-          <w:t>video</w:t>
-        </w:r>
-      </w:hyperlink>
-      <w:r>
-        <w:rPr>
-          <w:rFonts w:ascii="Georgia" w:eastAsia="Batang" w:hAnsi="Georgia"/>
-          <w:iCs/>
-          <w:spacing w:val="-6"/>
-          <w:sz w:val="21"/>
-          <w:szCs w:val="28"/>
-        </w:rPr>
-        <w:t>)</w:t>
-      </w:r>
-    </w:p>
-    <w:p>
-      <w:pPr>
-        <w:pStyle w:val="ListParagraph"/>
-        <w:numPr>
-          <w:ilvl w:val="0"/>
-          <w:numId w:val="21"/>
-        </w:numPr>
-        <w:tabs>
-          <w:tab w:val="left" w:pos="720"/>
-          <w:tab w:val="left" w:pos="1440"/>
-          <w:tab w:val="right" w:pos="10080"/>
-        </w:tabs>
-        <w:spacing w:line="276" w:lineRule="auto"/>
-        <w:ind w:left="540"/>
-        <w:rPr>
-          <w:rFonts w:ascii="Georgia" w:eastAsia="Batang" w:hAnsi="Georgia"/>
-          <w:i/>
-          <w:spacing w:val="-6"/>
-          <w:sz w:val="21"/>
-          <w:szCs w:val="28"/>
-        </w:rPr>
-      </w:pPr>
-      <w:r>
-        <w:rPr>
-          <w:rFonts w:ascii="Georgia" w:eastAsia="Batang" w:hAnsi="Georgia"/>
-          <w:iCs/>
-          <w:spacing w:val="-6"/>
-          <w:sz w:val="21"/>
-          <w:szCs w:val="28"/>
-        </w:rPr>
-        <w:t>Presented “Alleviating Noisy Data in Image Captioning with Cooperative Distillation”</w:t>
       </w:r>
       <w:r>
         <w:rPr>
@@ -7129,95 +7228,45 @@
     </w:p>
     <w:p>
       <w:pPr>
+        <w:pStyle w:val="ListParagraph"/>
+        <w:numPr>
+          <w:ilvl w:val="0"/>
+          <w:numId w:val="21"/>
+        </w:numPr>
         <w:tabs>
           <w:tab w:val="left" w:pos="720"/>
           <w:tab w:val="left" w:pos="1440"/>
           <w:tab w:val="right" w:pos="10080"/>
         </w:tabs>
         <w:spacing w:line="276" w:lineRule="auto"/>
-        <w:rPr>
-          <w:rFonts w:ascii="Georgia" w:eastAsia="Batang" w:hAnsi="Georgia"/>
-          <w:iCs/>
-          <w:spacing w:val="-6"/>
-          <w:sz w:val="16"/>
-          <w:szCs w:val="16"/>
-        </w:rPr>
-      </w:pPr>
-    </w:p>
-    <w:p>
-      <w:pPr>
-        <w:tabs>
-          <w:tab w:val="left" w:pos="720"/>
-          <w:tab w:val="left" w:pos="1440"/>
-          <w:tab w:val="right" w:pos="10080"/>
-        </w:tabs>
-        <w:spacing w:line="276" w:lineRule="auto"/>
-        <w:rPr>
-          <w:rFonts w:ascii="Georgia" w:hAnsi="Georgia"/>
-          <w:b/>
-          <w:smallCaps/>
-          <w:spacing w:val="-6"/>
-          <w:sz w:val="22"/>
-          <w:szCs w:val="32"/>
-        </w:rPr>
-      </w:pPr>
-      <w:r>
-        <w:rPr>
-          <w:rFonts w:ascii="Georgia" w:hAnsi="Georgia"/>
-          <w:b/>
-          <w:smallCaps/>
-          <w:spacing w:val="-6"/>
-          <w:sz w:val="22"/>
-          <w:szCs w:val="32"/>
-        </w:rPr>
-        <w:t>Open-Source Contributions</w:t>
-      </w:r>
-    </w:p>
-    <w:p>
-      <w:pPr>
-        <w:tabs>
-          <w:tab w:val="left" w:pos="720"/>
-          <w:tab w:val="left" w:pos="1440"/>
-          <w:tab w:val="right" w:pos="10080"/>
-        </w:tabs>
-        <w:spacing w:line="276" w:lineRule="auto"/>
-        <w:rPr>
-          <w:rFonts w:ascii="Georgia" w:eastAsia="Batang" w:hAnsi="Georgia"/>
-          <w:iCs/>
-          <w:spacing w:val="-6"/>
-          <w:sz w:val="21"/>
-          <w:szCs w:val="28"/>
-        </w:rPr>
-      </w:pPr>
-      <w:r>
-        <w:rPr>
-          <w:rFonts w:ascii="Georgia" w:eastAsia="Batang" w:hAnsi="Georgia"/>
-          <w:iCs/>
-          <w:spacing w:val="-6"/>
-          <w:sz w:val="21"/>
-          <w:szCs w:val="28"/>
-        </w:rPr>
-        <w:t>Caduceus</w:t>
-      </w:r>
-      <w:r>
-        <w:rPr>
-          <w:rFonts w:ascii="Georgia" w:eastAsia="Batang" w:hAnsi="Georgia"/>
-          <w:iCs/>
-          <w:spacing w:val="-6"/>
-          <w:sz w:val="21"/>
-          <w:szCs w:val="28"/>
-        </w:rPr>
-        <w:tab/>
-      </w:r>
-      <w:r>
-        <w:rPr>
-          <w:rFonts w:ascii="Georgia" w:eastAsia="Batang" w:hAnsi="Georgia"/>
-          <w:iCs/>
-          <w:spacing w:val="-6"/>
-          <w:sz w:val="21"/>
-          <w:szCs w:val="28"/>
-        </w:rPr>
-        <w:tab/>
+        <w:ind w:left="540"/>
+        <w:rPr>
+          <w:rFonts w:ascii="Georgia" w:eastAsia="Batang" w:hAnsi="Georgia"/>
+          <w:i/>
+          <w:spacing w:val="-6"/>
+          <w:sz w:val="21"/>
+          <w:szCs w:val="28"/>
+        </w:rPr>
+      </w:pPr>
+      <w:r>
+        <w:rPr>
+          <w:rFonts w:ascii="Georgia" w:eastAsia="Batang" w:hAnsi="Georgia"/>
+          <w:iCs/>
+          <w:spacing w:val="-6"/>
+          <w:sz w:val="21"/>
+          <w:szCs w:val="28"/>
+        </w:rPr>
+        <w:t>Presented “Alleviating Noisy Data in Image Captioning with Cooperative Distillation”</w:t>
+      </w:r>
+      <w:r>
+        <w:rPr>
+          <w:rFonts w:ascii="Georgia" w:eastAsia="Batang" w:hAnsi="Georgia"/>
+          <w:iCs/>
+          <w:spacing w:val="-6"/>
+          <w:sz w:val="21"/>
+          <w:szCs w:val="28"/>
+        </w:rPr>
+        <w:t xml:space="preserve"> (</w:t>
       </w:r>
       <w:hyperlink r:id="rId42" w:history="1">
         <w:r>
@@ -7229,42 +7278,36 @@
             <w:sz w:val="21"/>
             <w:szCs w:val="28"/>
           </w:rPr>
-          <w:t>Github.com</w:t>
+          <w:t>video</w:t>
         </w:r>
       </w:hyperlink>
-    </w:p>
-    <w:p>
-      <w:pPr>
-        <w:pStyle w:val="ListParagraph"/>
-        <w:numPr>
-          <w:ilvl w:val="0"/>
-          <w:numId w:val="21"/>
-        </w:numPr>
+      <w:r>
+        <w:rPr>
+          <w:rFonts w:ascii="Georgia" w:eastAsia="Batang" w:hAnsi="Georgia"/>
+          <w:iCs/>
+          <w:spacing w:val="-6"/>
+          <w:sz w:val="21"/>
+          <w:szCs w:val="28"/>
+        </w:rPr>
+        <w:t>)</w:t>
+      </w:r>
+    </w:p>
+    <w:p>
+      <w:pPr>
         <w:tabs>
           <w:tab w:val="left" w:pos="720"/>
           <w:tab w:val="left" w:pos="1440"/>
           <w:tab w:val="right" w:pos="10080"/>
         </w:tabs>
         <w:spacing w:line="276" w:lineRule="auto"/>
-        <w:ind w:left="540"/>
-        <w:rPr>
-          <w:rFonts w:ascii="Georgia" w:eastAsia="Batang" w:hAnsi="Georgia"/>
-          <w:i/>
-          <w:spacing w:val="-6"/>
-          <w:sz w:val="21"/>
-          <w:szCs w:val="28"/>
-        </w:rPr>
-      </w:pPr>
-      <w:r>
-        <w:rPr>
-          <w:rFonts w:ascii="Georgia" w:eastAsia="Batang" w:hAnsi="Georgia"/>
-          <w:iCs/>
-          <w:spacing w:val="-6"/>
-          <w:sz w:val="21"/>
-          <w:szCs w:val="28"/>
-        </w:rPr>
-        <w:t>Authored codebase for long-range DNA sequence modeling using newly proposed Caduceus model.</w:t>
-      </w:r>
+        <w:rPr>
+          <w:rFonts w:ascii="Georgia" w:eastAsia="Batang" w:hAnsi="Georgia"/>
+          <w:iCs/>
+          <w:spacing w:val="-6"/>
+          <w:sz w:val="16"/>
+          <w:szCs w:val="16"/>
+        </w:rPr>
+      </w:pPr>
     </w:p>
     <w:p>
       <w:pPr>
@@ -7275,13 +7318,25 @@
         </w:tabs>
         <w:spacing w:line="276" w:lineRule="auto"/>
         <w:rPr>
-          <w:rFonts w:ascii="Georgia" w:eastAsia="Batang" w:hAnsi="Georgia"/>
-          <w:iCs/>
-          <w:spacing w:val="-6"/>
-          <w:sz w:val="21"/>
-          <w:szCs w:val="28"/>
-        </w:rPr>
-      </w:pPr>
+          <w:rFonts w:ascii="Georgia" w:hAnsi="Georgia"/>
+          <w:b/>
+          <w:smallCaps/>
+          <w:spacing w:val="-6"/>
+          <w:sz w:val="22"/>
+          <w:szCs w:val="32"/>
+        </w:rPr>
+      </w:pPr>
+      <w:r>
+        <w:rPr>
+          <w:rFonts w:ascii="Georgia" w:hAnsi="Georgia"/>
+          <w:b/>
+          <w:smallCaps/>
+          <w:spacing w:val="-6"/>
+          <w:sz w:val="22"/>
+          <w:szCs w:val="32"/>
+        </w:rPr>
+        <w:t>Open-Source Contributions</w:t>
+      </w:r>
     </w:p>
     <w:p>
       <w:pPr>
@@ -7307,7 +7362,7 @@
           <w:sz w:val="21"/>
           <w:szCs w:val="28"/>
         </w:rPr>
-        <w:t>swirl-dynamics</w:t>
+        <w:t>Caduceus</w:t>
       </w:r>
       <w:r>
         <w:rPr>
@@ -7373,7 +7428,7 @@
           <w:sz w:val="21"/>
           <w:szCs w:val="28"/>
         </w:rPr>
-        <w:t>Added a project for modeling dynamical systems using a regularized objective that aims to preserve systems’ invariant measures</w:t>
+        <w:t>Authored codebase for long-range DNA sequence modeling using newly proposed Caduceus model.</w:t>
       </w:r>
     </w:p>
     <w:p>
@@ -7417,17 +7472,17 @@
           <w:sz w:val="21"/>
           <w:szCs w:val="28"/>
         </w:rPr>
-        <w:t xml:space="preserve">SPIN: </w:t>
-      </w:r>
-      <w:r>
-        <w:rPr>
-          <w:rFonts w:ascii="Georgia" w:eastAsia="Batang" w:hAnsi="Georgia"/>
-          <w:iCs/>
-          <w:spacing w:val="-6"/>
-          <w:sz w:val="21"/>
-          <w:szCs w:val="28"/>
-        </w:rPr>
-        <w:t>Semi-Parametric Inducing Point Networks and Neural Process</w:t>
+        <w:t>swirl-dynamics</w:t>
+      </w:r>
+      <w:r>
+        <w:rPr>
+          <w:rFonts w:ascii="Georgia" w:eastAsia="Batang" w:hAnsi="Georgia"/>
+          <w:iCs/>
+          <w:spacing w:val="-6"/>
+          <w:sz w:val="21"/>
+          <w:szCs w:val="28"/>
+        </w:rPr>
+        <w:tab/>
       </w:r>
       <w:r>
         <w:rPr>
@@ -7483,17 +7538,7 @@
           <w:sz w:val="21"/>
           <w:szCs w:val="28"/>
         </w:rPr>
-        <w:t xml:space="preserve">Implemented Inducing Point Neural Processes and wrote code for training and </w:t>
-      </w:r>
-      <w:r>
-        <w:rPr>
-          <w:rFonts w:ascii="Georgia" w:eastAsia="Batang" w:hAnsi="Georgia"/>
-          <w:iCs/>
-          <w:spacing w:val="-6"/>
-          <w:sz w:val="21"/>
-          <w:szCs w:val="28"/>
-        </w:rPr>
-        <w:t>evaluation</w:t>
+        <w:t>Added a project for modeling dynamical systems using a regularized objective that aims to preserve systems’ invariant measures</w:t>
       </w:r>
     </w:p>
     <w:p>
@@ -7537,17 +7582,17 @@
           <w:sz w:val="21"/>
           <w:szCs w:val="28"/>
         </w:rPr>
-        <w:t xml:space="preserve">TabFormer: </w:t>
-      </w:r>
-      <w:r>
-        <w:rPr>
-          <w:rFonts w:ascii="Georgia" w:eastAsia="Batang" w:hAnsi="Georgia"/>
-          <w:iCs/>
-          <w:spacing w:val="-6"/>
-          <w:sz w:val="21"/>
-          <w:szCs w:val="28"/>
-        </w:rPr>
-        <w:t>Tabular Transformers for Modeling Multivariate Time Series</w:t>
+        <w:t xml:space="preserve">SPIN: </w:t>
+      </w:r>
+      <w:r>
+        <w:rPr>
+          <w:rFonts w:ascii="Georgia" w:eastAsia="Batang" w:hAnsi="Georgia"/>
+          <w:iCs/>
+          <w:spacing w:val="-6"/>
+          <w:sz w:val="21"/>
+          <w:szCs w:val="28"/>
+        </w:rPr>
+        <w:t>Semi-Parametric Inducing Point Networks and Neural Process</w:t>
       </w:r>
       <w:r>
         <w:rPr>
@@ -7603,77 +7648,17 @@
           <w:sz w:val="21"/>
           <w:szCs w:val="28"/>
         </w:rPr>
-        <w:t xml:space="preserve">Wrote code for training and evaluating GPT-like models on tabular data </w:t>
-      </w:r>
-      <w:r>
-        <w:rPr>
-          <w:rFonts w:ascii="Georgia" w:eastAsia="Batang" w:hAnsi="Georgia"/>
-          <w:iCs/>
-          <w:spacing w:val="-6"/>
-          <w:sz w:val="21"/>
-          <w:szCs w:val="28"/>
-        </w:rPr>
-        <w:t>to</w:t>
-      </w:r>
-      <w:r>
-        <w:rPr>
-          <w:rFonts w:ascii="Georgia" w:eastAsia="Batang" w:hAnsi="Georgia"/>
-          <w:iCs/>
-          <w:spacing w:val="-6"/>
-          <w:sz w:val="21"/>
-          <w:szCs w:val="28"/>
-        </w:rPr>
-        <w:t xml:space="preserve"> generate new, synthetic data </w:t>
-      </w:r>
-      <w:r>
-        <w:rPr>
-          <w:rFonts w:ascii="Georgia" w:eastAsia="Batang" w:hAnsi="Georgia"/>
-          <w:iCs/>
-          <w:spacing w:val="-6"/>
-          <w:sz w:val="21"/>
-          <w:szCs w:val="28"/>
-        </w:rPr>
-        <w:t xml:space="preserve">that </w:t>
-      </w:r>
-      <w:r>
-        <w:rPr>
-          <w:rFonts w:ascii="Georgia" w:eastAsia="Batang" w:hAnsi="Georgia"/>
-          <w:iCs/>
-          <w:spacing w:val="-6"/>
-          <w:sz w:val="21"/>
-          <w:szCs w:val="28"/>
-        </w:rPr>
-        <w:t>matche</w:t>
-      </w:r>
-      <w:r>
-        <w:rPr>
-          <w:rFonts w:ascii="Georgia" w:eastAsia="Batang" w:hAnsi="Georgia"/>
-          <w:iCs/>
-          <w:spacing w:val="-6"/>
-          <w:sz w:val="21"/>
-          <w:szCs w:val="28"/>
-        </w:rPr>
-        <w:t>s</w:t>
-      </w:r>
-      <w:r>
-        <w:rPr>
-          <w:rFonts w:ascii="Georgia" w:eastAsia="Batang" w:hAnsi="Georgia"/>
-          <w:iCs/>
-          <w:spacing w:val="-6"/>
-          <w:sz w:val="21"/>
-          <w:szCs w:val="28"/>
-        </w:rPr>
-        <w:t xml:space="preserve"> the underlying distributions of the real table</w:t>
-      </w:r>
-      <w:r>
-        <w:rPr>
-          <w:rFonts w:ascii="Georgia" w:eastAsia="Batang" w:hAnsi="Georgia"/>
-          <w:iCs/>
-          <w:spacing w:val="-6"/>
-          <w:sz w:val="21"/>
-          <w:szCs w:val="28"/>
-        </w:rPr>
-        <w:t xml:space="preserve"> variables</w:t>
+        <w:t xml:space="preserve">Implemented Inducing Point Neural Processes and wrote code for training and </w:t>
+      </w:r>
+      <w:r>
+        <w:rPr>
+          <w:rFonts w:ascii="Georgia" w:eastAsia="Batang" w:hAnsi="Georgia"/>
+          <w:iCs/>
+          <w:spacing w:val="-6"/>
+          <w:sz w:val="21"/>
+          <w:szCs w:val="28"/>
+        </w:rPr>
+        <w:t>evaluation</w:t>
       </w:r>
     </w:p>
     <w:p>
@@ -7688,6 +7673,186 @@
           <w:rFonts w:ascii="Georgia" w:eastAsia="Batang" w:hAnsi="Georgia"/>
           <w:iCs/>
           <w:spacing w:val="-6"/>
+          <w:sz w:val="21"/>
+          <w:szCs w:val="28"/>
+        </w:rPr>
+      </w:pPr>
+    </w:p>
+    <w:p>
+      <w:pPr>
+        <w:tabs>
+          <w:tab w:val="left" w:pos="720"/>
+          <w:tab w:val="left" w:pos="1440"/>
+          <w:tab w:val="right" w:pos="10080"/>
+        </w:tabs>
+        <w:spacing w:line="276" w:lineRule="auto"/>
+        <w:rPr>
+          <w:rFonts w:ascii="Georgia" w:eastAsia="Batang" w:hAnsi="Georgia"/>
+          <w:iCs/>
+          <w:spacing w:val="-6"/>
+          <w:sz w:val="21"/>
+          <w:szCs w:val="28"/>
+        </w:rPr>
+      </w:pPr>
+      <w:r>
+        <w:rPr>
+          <w:rFonts w:ascii="Georgia" w:eastAsia="Batang" w:hAnsi="Georgia"/>
+          <w:iCs/>
+          <w:spacing w:val="-6"/>
+          <w:sz w:val="21"/>
+          <w:szCs w:val="28"/>
+        </w:rPr>
+        <w:t xml:space="preserve">TabFormer: </w:t>
+      </w:r>
+      <w:r>
+        <w:rPr>
+          <w:rFonts w:ascii="Georgia" w:eastAsia="Batang" w:hAnsi="Georgia"/>
+          <w:iCs/>
+          <w:spacing w:val="-6"/>
+          <w:sz w:val="21"/>
+          <w:szCs w:val="28"/>
+        </w:rPr>
+        <w:t>Tabular Transformers for Modeling Multivariate Time Series</w:t>
+      </w:r>
+      <w:r>
+        <w:rPr>
+          <w:rFonts w:ascii="Georgia" w:eastAsia="Batang" w:hAnsi="Georgia"/>
+          <w:iCs/>
+          <w:spacing w:val="-6"/>
+          <w:sz w:val="21"/>
+          <w:szCs w:val="28"/>
+        </w:rPr>
+        <w:tab/>
+      </w:r>
+      <w:hyperlink r:id="rId46" w:history="1">
+        <w:r>
+          <w:rPr>
+            <w:rStyle w:val="Hyperlink"/>
+            <w:rFonts w:ascii="Georgia" w:eastAsia="Batang" w:hAnsi="Georgia"/>
+            <w:iCs/>
+            <w:spacing w:val="-6"/>
+            <w:sz w:val="21"/>
+            <w:szCs w:val="28"/>
+          </w:rPr>
+          <w:t>Github.com</w:t>
+        </w:r>
+      </w:hyperlink>
+    </w:p>
+    <w:p>
+      <w:pPr>
+        <w:pStyle w:val="ListParagraph"/>
+        <w:numPr>
+          <w:ilvl w:val="0"/>
+          <w:numId w:val="21"/>
+        </w:numPr>
+        <w:tabs>
+          <w:tab w:val="left" w:pos="720"/>
+          <w:tab w:val="left" w:pos="1440"/>
+          <w:tab w:val="right" w:pos="10080"/>
+        </w:tabs>
+        <w:spacing w:line="276" w:lineRule="auto"/>
+        <w:ind w:left="540"/>
+        <w:rPr>
+          <w:rFonts w:ascii="Georgia" w:eastAsia="Batang" w:hAnsi="Georgia"/>
+          <w:i/>
+          <w:spacing w:val="-6"/>
+          <w:sz w:val="21"/>
+          <w:szCs w:val="28"/>
+        </w:rPr>
+      </w:pPr>
+      <w:r>
+        <w:rPr>
+          <w:rFonts w:ascii="Georgia" w:eastAsia="Batang" w:hAnsi="Georgia"/>
+          <w:iCs/>
+          <w:spacing w:val="-6"/>
+          <w:sz w:val="21"/>
+          <w:szCs w:val="28"/>
+        </w:rPr>
+        <w:t xml:space="preserve">Wrote code for training and evaluating GPT-like models on tabular data </w:t>
+      </w:r>
+      <w:r>
+        <w:rPr>
+          <w:rFonts w:ascii="Georgia" w:eastAsia="Batang" w:hAnsi="Georgia"/>
+          <w:iCs/>
+          <w:spacing w:val="-6"/>
+          <w:sz w:val="21"/>
+          <w:szCs w:val="28"/>
+        </w:rPr>
+        <w:t>to</w:t>
+      </w:r>
+      <w:r>
+        <w:rPr>
+          <w:rFonts w:ascii="Georgia" w:eastAsia="Batang" w:hAnsi="Georgia"/>
+          <w:iCs/>
+          <w:spacing w:val="-6"/>
+          <w:sz w:val="21"/>
+          <w:szCs w:val="28"/>
+        </w:rPr>
+        <w:t xml:space="preserve"> generate new, synthetic data </w:t>
+      </w:r>
+      <w:r>
+        <w:rPr>
+          <w:rFonts w:ascii="Georgia" w:eastAsia="Batang" w:hAnsi="Georgia"/>
+          <w:iCs/>
+          <w:spacing w:val="-6"/>
+          <w:sz w:val="21"/>
+          <w:szCs w:val="28"/>
+        </w:rPr>
+        <w:t xml:space="preserve">that </w:t>
+      </w:r>
+      <w:r>
+        <w:rPr>
+          <w:rFonts w:ascii="Georgia" w:eastAsia="Batang" w:hAnsi="Georgia"/>
+          <w:iCs/>
+          <w:spacing w:val="-6"/>
+          <w:sz w:val="21"/>
+          <w:szCs w:val="28"/>
+        </w:rPr>
+        <w:t>matche</w:t>
+      </w:r>
+      <w:r>
+        <w:rPr>
+          <w:rFonts w:ascii="Georgia" w:eastAsia="Batang" w:hAnsi="Georgia"/>
+          <w:iCs/>
+          <w:spacing w:val="-6"/>
+          <w:sz w:val="21"/>
+          <w:szCs w:val="28"/>
+        </w:rPr>
+        <w:t>s</w:t>
+      </w:r>
+      <w:r>
+        <w:rPr>
+          <w:rFonts w:ascii="Georgia" w:eastAsia="Batang" w:hAnsi="Georgia"/>
+          <w:iCs/>
+          <w:spacing w:val="-6"/>
+          <w:sz w:val="21"/>
+          <w:szCs w:val="28"/>
+        </w:rPr>
+        <w:t xml:space="preserve"> the underlying distributions of the real table</w:t>
+      </w:r>
+      <w:r>
+        <w:rPr>
+          <w:rFonts w:ascii="Georgia" w:eastAsia="Batang" w:hAnsi="Georgia"/>
+          <w:iCs/>
+          <w:spacing w:val="-6"/>
+          <w:sz w:val="21"/>
+          <w:szCs w:val="28"/>
+        </w:rPr>
+        <w:t xml:space="preserve"> variables</w:t>
+      </w:r>
+    </w:p>
+    <w:p>
+      <w:pPr>
+        <w:tabs>
+          <w:tab w:val="left" w:pos="720"/>
+          <w:tab w:val="left" w:pos="1440"/>
+          <w:tab w:val="right" w:pos="10080"/>
+        </w:tabs>
+        <w:spacing w:line="276" w:lineRule="auto"/>
+        <w:rPr>
+          <w:rFonts w:ascii="Georgia" w:eastAsia="Batang" w:hAnsi="Georgia"/>
+          <w:iCs/>
+          <w:spacing w:val="-6"/>
           <w:sz w:val="15"/>
           <w:szCs w:val="15"/>
         </w:rPr>
@@ -7749,7 +7914,7 @@
         </w:rPr>
         <w:tab/>
       </w:r>
-      <w:hyperlink r:id="rId46" w:history="1">
+      <w:hyperlink r:id="rId47" w:history="1">
         <w:r>
           <w:rPr>
             <w:rStyle w:val="Hyperlink"/>
@@ -7906,7 +8071,17 @@
           <w:sz w:val="21"/>
           <w:szCs w:val="28"/>
         </w:rPr>
-        <w:t>NeurIPS 2025 reviewer – Top Reviewer</w:t>
+        <w:t xml:space="preserve">ICML 2026 reviewer – </w:t>
+      </w:r>
+      <w:r>
+        <w:rPr>
+          <w:rFonts w:ascii="Georgia" w:eastAsia="Batang" w:hAnsi="Georgia"/>
+          <w:iCs/>
+          <w:spacing w:val="-6"/>
+          <w:sz w:val="21"/>
+          <w:szCs w:val="28"/>
+        </w:rPr>
+        <w:t>Gold Reviewer</w:t>
       </w:r>
     </w:p>
     <w:p>
@@ -7939,7 +8114,7 @@
           <w:sz w:val="21"/>
           <w:szCs w:val="28"/>
         </w:rPr>
-        <w:t>ICML 2025 reviewer</w:t>
+        <w:t>NeurIPS 2025 reviewer – Top Reviewer</w:t>
       </w:r>
     </w:p>
     <w:p>
@@ -7972,7 +8147,7 @@
           <w:sz w:val="21"/>
           <w:szCs w:val="28"/>
         </w:rPr>
-        <w:t>ICLR 2025 reviewer</w:t>
+        <w:t>ICML 2025 reviewer</w:t>
       </w:r>
     </w:p>
     <w:p>
@@ -8005,7 +8180,8 @@
           <w:sz w:val="21"/>
           <w:szCs w:val="28"/>
         </w:rPr>
-        <w:t>ICML 2024 reviewer</w:t>
+        <w:lastRenderedPageBreak/>
+        <w:t>ICLR 2025 reviewer</w:t>
       </w:r>
     </w:p>
     <w:p>
@@ -8038,6 +8214,39 @@
           <w:sz w:val="21"/>
           <w:szCs w:val="28"/>
         </w:rPr>
+        <w:t>ICML 2024 reviewer</w:t>
+      </w:r>
+    </w:p>
+    <w:p>
+      <w:pPr>
+        <w:pStyle w:val="ListParagraph"/>
+        <w:numPr>
+          <w:ilvl w:val="0"/>
+          <w:numId w:val="21"/>
+        </w:numPr>
+        <w:tabs>
+          <w:tab w:val="left" w:pos="720"/>
+          <w:tab w:val="left" w:pos="1440"/>
+          <w:tab w:val="right" w:pos="10080"/>
+        </w:tabs>
+        <w:spacing w:line="276" w:lineRule="auto"/>
+        <w:ind w:left="540"/>
+        <w:rPr>
+          <w:rFonts w:ascii="Georgia" w:eastAsia="Batang" w:hAnsi="Georgia"/>
+          <w:iCs/>
+          <w:spacing w:val="-6"/>
+          <w:sz w:val="21"/>
+          <w:szCs w:val="28"/>
+        </w:rPr>
+      </w:pPr>
+      <w:r>
+        <w:rPr>
+          <w:rFonts w:ascii="Georgia" w:eastAsia="Batang" w:hAnsi="Georgia"/>
+          <w:iCs/>
+          <w:spacing w:val="-6"/>
+          <w:sz w:val="21"/>
+          <w:szCs w:val="28"/>
+        </w:rPr>
         <w:t>NeurIPS 2023 reviewer</w:t>
       </w:r>
       <w:r>
@@ -8090,7 +8299,6 @@
         <w:rPr>
           <w:noProof/>
         </w:rPr>
-        <w:lastRenderedPageBreak/>
         <w:drawing>
           <wp:anchor distT="0" distB="0" distL="114300" distR="114300" simplePos="0" relativeHeight="251666432" behindDoc="1" locked="0" layoutInCell="1" allowOverlap="1" wp14:anchorId="12059836" wp14:editId="4DA4567C">
             <wp:simplePos x="0" y="0"/>
@@ -8115,7 +8323,7 @@
                     <pic:cNvPicPr/>
                   </pic:nvPicPr>
                   <pic:blipFill>
-                    <a:blip r:embed="rId47" cstate="print">
+                    <a:blip r:embed="rId48" cstate="print">
                       <a:alphaModFix amt="67000"/>
                       <a:duotone>
                         <a:schemeClr val="accent1">
@@ -8127,7 +8335,7 @@
                       <a:extLst>
                         <a:ext uri="{BEBA8EAE-BF5A-486C-A8C5-ECC9F3942E4B}">
                           <a14:imgProps xmlns:a14="http://schemas.microsoft.com/office/drawing/2010/main">
-                            <a14:imgLayer r:embed="rId48">
+                            <a14:imgLayer r:embed="rId49">
                               <a14:imgEffect>
                                 <a14:sharpenSoften amount="-50000"/>
                               </a14:imgEffect>
@@ -9375,7 +9583,7 @@
                     </pic:cNvPicPr>
                   </pic:nvPicPr>
                   <pic:blipFill>
-                    <a:blip r:embed="rId49" cstate="print">
+                    <a:blip r:embed="rId50" cstate="print">
                       <a:duotone>
                         <a:schemeClr val="accent1">
                           <a:shade val="45000"/>
@@ -9387,7 +9595,7 @@
                       <a:extLst>
                         <a:ext uri="{BEBA8EAE-BF5A-486C-A8C5-ECC9F3942E4B}">
                           <a14:imgProps xmlns:a14="http://schemas.microsoft.com/office/drawing/2010/main">
-                            <a14:imgLayer r:embed="rId50">
+                            <a14:imgLayer r:embed="rId51">
                               <a14:imgEffect>
                                 <a14:sharpenSoften amount="-50000"/>
                               </a14:imgEffect>
@@ -9890,6 +10098,7 @@
           <w:sz w:val="22"/>
           <w:szCs w:val="32"/>
         </w:rPr>
+        <w:lastRenderedPageBreak/>
         <w:t>PhD Peer Mentor</w:t>
       </w:r>
       <w:r>
@@ -10037,43 +10246,17 @@
       </w:pPr>
       <w:r>
         <w:rPr>
-          <w:rFonts w:ascii="Georgia" w:hAnsi="Georgia"/>
-          <w:spacing w:val="-6"/>
-          <w:sz w:val="21"/>
-          <w:szCs w:val="28"/>
-        </w:rPr>
-        <w:t>Meet with fellow PhD student to provide guidance about graduate school life at Cornell Tech</w:t>
-      </w:r>
-    </w:p>
-    <w:p>
-      <w:pPr>
-        <w:pStyle w:val="Heading1"/>
-        <w:pBdr>
-          <w:bottom w:val="single" w:sz="4" w:space="1" w:color="auto"/>
-        </w:pBdr>
-        <w:spacing w:after="120"/>
-        <w:rPr>
-          <w:rFonts w:ascii="Georgia" w:hAnsi="Georgia"/>
-          <w:color w:val="365F91" w:themeColor="accent1" w:themeShade="BF"/>
-          <w:spacing w:val="-6"/>
-          <w:sz w:val="24"/>
-          <w:szCs w:val="28"/>
-        </w:rPr>
-      </w:pPr>
-      <w:r>
-        <w:rPr>
           <w:rFonts w:eastAsia="Batang"/>
           <w:noProof/>
         </w:rPr>
-        <w:lastRenderedPageBreak/>
         <w:drawing>
-          <wp:anchor distT="0" distB="0" distL="114300" distR="114300" simplePos="0" relativeHeight="251658240" behindDoc="1" locked="0" layoutInCell="1" allowOverlap="1" wp14:anchorId="789DE655" wp14:editId="5AA670F5">
+          <wp:anchor distT="0" distB="0" distL="114300" distR="114300" simplePos="0" relativeHeight="251658240" behindDoc="1" locked="0" layoutInCell="1" allowOverlap="1" wp14:anchorId="789DE655" wp14:editId="38E46E38">
             <wp:simplePos x="0" y="0"/>
             <wp:positionH relativeFrom="column">
               <wp:posOffset>-507365</wp:posOffset>
             </wp:positionH>
             <wp:positionV relativeFrom="paragraph">
-              <wp:posOffset>-85513</wp:posOffset>
+              <wp:posOffset>233956</wp:posOffset>
             </wp:positionV>
             <wp:extent cx="365760" cy="365760"/>
             <wp:effectExtent l="0" t="0" r="2540" b="2540"/>
@@ -10090,7 +10273,7 @@
                     <pic:cNvPicPr/>
                   </pic:nvPicPr>
                   <pic:blipFill>
-                    <a:blip r:embed="rId51" cstate="print">
+                    <a:blip r:embed="rId52" cstate="print">
                       <a:duotone>
                         <a:schemeClr val="accent1">
                           <a:shade val="45000"/>
@@ -10102,7 +10285,7 @@
                       <a:extLst>
                         <a:ext uri="{BEBA8EAE-BF5A-486C-A8C5-ECC9F3942E4B}">
                           <a14:imgProps xmlns:a14="http://schemas.microsoft.com/office/drawing/2010/main">
-                            <a14:imgLayer r:embed="rId52">
+                            <a14:imgLayer r:embed="rId53">
                               <a14:imgEffect>
                                 <a14:sharpenSoften amount="-50000"/>
                               </a14:imgEffect>
@@ -10139,6 +10322,41 @@
           </wp:anchor>
         </w:drawing>
       </w:r>
+      <w:r>
+        <w:rPr>
+          <w:rFonts w:ascii="Georgia" w:hAnsi="Georgia"/>
+          <w:spacing w:val="-6"/>
+          <w:sz w:val="21"/>
+          <w:szCs w:val="28"/>
+        </w:rPr>
+        <w:t>Meet with fellow PhD student to provide guidance about graduate school life at Cornell Tech</w:t>
+      </w:r>
+    </w:p>
+    <w:p>
+      <w:pPr>
+        <w:rPr>
+          <w:rFonts w:ascii="Georgia" w:hAnsi="Georgia"/>
+          <w:spacing w:val="-6"/>
+          <w:sz w:val="18"/>
+          <w:szCs w:val="22"/>
+        </w:rPr>
+      </w:pPr>
+    </w:p>
+    <w:p>
+      <w:pPr>
+        <w:pStyle w:val="Heading1"/>
+        <w:pBdr>
+          <w:bottom w:val="single" w:sz="4" w:space="1" w:color="auto"/>
+        </w:pBdr>
+        <w:spacing w:after="120"/>
+        <w:rPr>
+          <w:rFonts w:ascii="Georgia" w:hAnsi="Georgia"/>
+          <w:color w:val="365F91" w:themeColor="accent1" w:themeShade="BF"/>
+          <w:spacing w:val="-6"/>
+          <w:sz w:val="24"/>
+          <w:szCs w:val="28"/>
+        </w:rPr>
+      </w:pPr>
       <w:r>
         <w:rPr>
           <w:rFonts w:ascii="Georgia" w:hAnsi="Georgia"/>
@@ -13635,7 +13853,7 @@
   <w:style w:type="paragraph" w:default="1" w:styleId="Normal">
     <w:name w:val="Normal"/>
     <w:qFormat/>
-    <w:rsid w:val="0008476A"/>
+    <w:rsid w:val="00BC1F9B"/>
     <w:rPr>
       <w:rFonts w:ascii="Times New Roman" w:eastAsia="Times New Roman" w:hAnsi="Times New Roman" w:cs="Times New Roman"/>
     </w:rPr>
